--- a/ApêndiceB-RelatóriodeDesempenho/FAI_SI_PFC_Fase2_RelatóriodeDesempenho.docx
+++ b/ApêndiceB-RelatóriodeDesempenho/FAI_SI_PFC_Fase2_RelatóriodeDesempenho.docx
@@ -10,7 +10,7 @@
         <w:ind/>
         <w:jc w:val="right"/>
         <w:rPr>
-          <w:rFonts w:ascii="Times New Roman" w:hAnsi="Times New Roman"/>
+          <w:rFonts w:ascii="Arial" w:hAnsi="Arial"/>
           <w:sz w:val="20"/>
           <w:szCs w:val="20"/>
           <w:lang w:eastAsia="pt-BR"/>
@@ -18,7 +18,7 @@
       </w:pPr>
       <w:r>
         <w:rPr>
-          <w:rFonts w:ascii="Times New Roman" w:hAnsi="Times New Roman"/>
+          <w:rFonts w:ascii="Arial" w:hAnsi="Arial"/>
           <w:sz w:val="20"/>
           <w:szCs w:val="20"/>
           <w:lang w:eastAsia="pt-BR"/>
@@ -26,7 +26,7 @@
       </w:r>
       <w:r>
         <w:rPr>
-          <w:rFonts w:ascii="Times New Roman" w:hAnsi="Times New Roman"/>
+          <w:rFonts w:ascii="Arial" w:hAnsi="Arial"/>
           <w:sz w:val="20"/>
           <w:szCs w:val="20"/>
           <w:lang w:eastAsia="pt-BR"/>
@@ -41,7 +41,7 @@
         <w:ind/>
         <w:jc w:val="right"/>
         <w:rPr>
-          <w:rFonts w:ascii="Times New Roman" w:hAnsi="Times New Roman"/>
+          <w:rFonts w:ascii="Arial" w:hAnsi="Arial"/>
           <w:sz w:val="20"/>
           <w:szCs w:val="20"/>
           <w:lang w:eastAsia="pt-BR"/>
@@ -49,7 +49,7 @@
       </w:pPr>
       <w:r>
         <w:rPr>
-          <w:rFonts w:ascii="Times New Roman" w:hAnsi="Times New Roman"/>
+          <w:rFonts w:ascii="Arial" w:hAnsi="Arial"/>
           <w:sz w:val="20"/>
           <w:szCs w:val="20"/>
           <w:lang w:eastAsia="pt-BR"/>
@@ -57,7 +57,7 @@
       </w:r>
       <w:r>
         <w:rPr>
-          <w:rFonts w:ascii="Times New Roman" w:hAnsi="Times New Roman"/>
+          <w:rFonts w:ascii="Arial" w:hAnsi="Arial"/>
           <w:sz w:val="20"/>
           <w:szCs w:val="20"/>
           <w:lang w:eastAsia="pt-BR"/>
@@ -3148,7 +3148,7 @@
       </w:endnotePr>
       <w:type w:val="nextPage"/>
       <w:pgSz w:h="11906" w:orient="landscape" w:w="16838"/>
-      <w:pgMar w:top="720" w:right="720" w:bottom="720" w:left="720" w:header="708" w:footer="708" w:gutter="0"/>
+      <w:pgMar w:top="1701" w:right="1134" w:bottom="1134" w:left="1701" w:header="708" w:footer="708" w:gutter="0"/>
       <w:cols w:num="1" w:sep="0" w:space="708" w:equalWidth="1"/>
     </w:sectPr>
   </w:body>
@@ -3685,7 +3685,7 @@
         <w:ind w:hanging="360" w:left="720"/>
       </w:pPr>
       <w:rPr>
-        <w:rFonts w:ascii="Times New Roman" w:hAnsi="Times New Roman" w:eastAsia="Times New Roman" w:cs="Calibri"/>
+        <w:rFonts w:ascii="Arial" w:hAnsi="Arial" w:eastAsia="Times New Roman" w:cs="Arial"/>
       </w:rPr>
       <w:start w:val="1"/>
       <w:suff w:val="tab"/>
@@ -4249,7 +4249,7 @@
   <w:docDefaults>
     <w:rPrDefault>
       <w:rPr>
-        <w:rFonts w:hint="default" w:ascii="Calibri" w:hAnsi="Calibri" w:eastAsia="Times New Roman" w:cs="Times New Roman"/>
+        <w:rFonts w:hint="default" w:ascii="Arial" w:hAnsi="Arial" w:eastAsia="Times New Roman" w:cs="Arial"/>
         <w:lang w:val="pt-BR" w:eastAsia="zh-CN" w:bidi="ar-SA"/>
       </w:rPr>
     </w:rPrDefault>
@@ -35022,7 +35022,7 @@
       <w:ind/>
     </w:pPr>
     <w:rPr>
-      <w:rFonts w:cs="Calibri"/>
+      <w:rFonts w:cs="Arial"/>
       <w:sz w:val="22"/>
       <w:szCs w:val="22"/>
       <w:lang w:val="pt-BR" w:eastAsia="en-US" w:bidi="ar-SA"/>
@@ -35261,7 +35261,7 @@
       <w:ind/>
     </w:pPr>
     <w:rPr>
-      <w:rFonts w:cs="Times New Roman"/>
+      <w:rFonts w:cs="Arial"/>
       <w:sz w:val="24"/>
       <w:szCs w:val="24"/>
       <w:lang w:eastAsia="pt-BR"/>
@@ -35313,7 +35313,7 @@
       <w:ind/>
     </w:pPr>
     <w:rPr>
-      <w:rFonts w:cs="Calibri"/>
+      <w:rFonts w:cs="Arial"/>
       <w:sz w:val="22"/>
       <w:szCs w:val="22"/>
       <w:lang w:eastAsia="en-US"/>
@@ -35347,7 +35347,7 @@
       <w:ind/>
     </w:pPr>
     <w:rPr>
-      <w:rFonts w:cs="Calibri"/>
+      <w:rFonts w:cs="Arial"/>
       <w:sz w:val="22"/>
       <w:szCs w:val="22"/>
       <w:lang w:eastAsia="en-US"/>
